--- a/docs/S46_MAD_Rebuild_WorkOrder.docx
+++ b/docs/S46_MAD_Rebuild_WorkOrder.docx
@@ -2520,7 +2520,7 @@
         <w:spacing w:after="60"/>
       </w:pPr>
       <w:r>
-        <w:t xml:space="preserve">Ship-to-file patches, pure-ASCII anchors (LR-078 / LR-101).</w:t>
+        <w:t xml:space="preserve">Ship-to-file patches, pure-ASCII anchors (GNI-L-001 / GNI-L-015).</w:t>
       </w:r>
     </w:p>
     <w:p>
@@ -2635,7 +2635,7 @@
           <w:sz w:val="18"/>
           <w:szCs w:val="18"/>
         </w:rPr>
-        <w:t xml:space="preserve">GNI Autonomous · Team Geeks · S46 MAD Foundation Rebuild · prepared for James Maverick (Bro Alpha)</w:t>
+        <w:t xml:space="preserve">GNI Autonomous · Team Geeks · S46 MAD Foundation Rebuild · prepared for James Maverick</w:t>
       </w:r>
     </w:p>
     <w:sectPr>
